--- a/参赛_2026_AI赋能教学创新展示/作品说明_小邮伴学课堂智能体_20260925.docx
+++ b/参赛_2026_AI赋能教学创新展示/作品说明_小邮伴学课堂智能体_20260925.docx
@@ -2,6 +2,44 @@
 <file path=word/document.xml><?xml version="1.0" encoding="utf-8"?>
 <w:document xmlns:wpc="http://schemas.microsoft.com/office/word/2010/wordprocessingCanvas" xmlns:mo="http://schemas.microsoft.com/office/mac/office/2008/main" xmlns:mc="http://schemas.openxmlformats.org/markup-compatibility/2006" xmlns:mv="urn:schemas-microsoft-com:mac:vml" xmlns:o="urn:schemas-microsoft-com:office:office" xmlns:r="http://schemas.openxmlformats.org/officeDocument/2006/relationships" xmlns:m="http://schemas.openxmlformats.org/officeDocument/2006/math" xmlns:v="urn:schemas-microsoft-com:vml" xmlns:wp14="http://schemas.microsoft.com/office/word/2010/wordprocessingDrawing" xmlns:wp="http://schemas.openxmlformats.org/drawingml/2006/wordprocessingDrawing" xmlns:w10="urn:schemas-microsoft-com:office:word" xmlns:w="http://schemas.openxmlformats.org/wordprocessingml/2006/main" xmlns:w14="http://schemas.microsoft.com/office/word/2010/wordml" xmlns:wpg="http://schemas.microsoft.com/office/word/2010/wordprocessingGroup" xmlns:wpi="http://schemas.microsoft.com/office/word/2010/wordprocessingInk" xmlns:wne="http://schemas.microsoft.com/office/word/2006/wordml" xmlns:wps="http://schemas.microsoft.com/office/word/2010/wordprocessingShape" mc:Ignorable="w14 wp14">
   <w:body>
+    <w:p>
+      <w:pPr>
+        <w:pStyle w:val="Heading1"/>
+      </w:pPr>
+      <w:r>
+        <w:t>〇、作品简介 · 融合版（报名表已印三段 ＋ 四真补充段；直接粘进《作品说明》开头）</w:t>
+      </w:r>
+    </w:p>
+    <w:p>
+      <w:r>
+        <w:t>（一）以下三段与报名表附3.1 纸质版一致（已签字盖章，不再改动）</w:t>
+      </w:r>
+    </w:p>
+    <w:p>
+      <w:r>
+        <w:t>“小邮伴学”是为高职《财务机器人应用与开发》课程设计的课堂智能体：一个公开链接即开即用，无需安装部署，把 AI 装进教室大屏和每一台学生电脑。</w:t>
+      </w:r>
+    </w:p>
+    <w:p>
+      <w:r>
+        <w:t>整个作品按真实课堂动线组织：八个功能区覆盖教与学全程——课件馆、课堂同步、知识图谱、机器人车间、手势闯关、课堂点名、名字消消乐、虚拟展厅；首页五步导览把参观路线压缩进六十秒——看场景融合、看创新理念、看技术应用、看实证课堂、看成果推广，评委按图索骥，师生按需直达。</w:t>
+      </w:r>
+    </w:p>
+    <w:p>
+      <w:r>
+        <w:t>作品特色可概括为三个“零差别”：课件零差别，六份课件 154 页原页入住，学生翻到的每一页与课堂大屏一字不差；工具零差别，名字消消乐、随机抽人、课堂计分器正是课堂在用的同款工具，智能体不是演示品，就是日常教学本身；机制零含糊，全站贯穿“学生先判断、AI 只辅助、教师做终审”，AI 复核拿不准的账目自动进入教师终审队列——AI 是教具，不是替学者。</w:t>
+      </w:r>
+    </w:p>
+    <w:p>
+      <w:r>
+        <w:t>（二）补充段（衔接纸质版，落在课例标题的“四真”）</w:t>
+      </w:r>
+    </w:p>
+    <w:p>
+      <w:r>
+        <w:t>在三个“零差别”的基础上，作品以“四真”收束，与课例名称一脉相承：真课件——课件馆（含课堂同步）以 154 页原页入住，学生翻到的每一页与教室大屏一字不差；真任务——机器人车间把纸上的程序题交给机器人真跑真验证，改一个参数、按一次运行，对错当场见分晓；真数据——课堂点名、计分抽人的原始表格随作品提交，逐条可溯源、可核对；真课堂——2026 年 9 月三次试点课全程实录为证。三次试点课在 41 名学生中全程实证，获得课堂加分的学生由 8 人增至 12 人再增至 39 人。作品公开链接即开即用，全部功能可现场演示、离线可跑，效果可查、方法可复制。</w:t>
+      </w:r>
+    </w:p>
     <w:p>
       <w:pPr>
         <w:pStyle w:val="Heading1"/>

--- a/参赛_2026_AI赋能教学创新展示/作品说明_小邮伴学课堂智能体_20260925.docx
+++ b/参赛_2026_AI赋能教学创新展示/作品说明_小邮伴学课堂智能体_20260925.docx
@@ -150,7 +150,7 @@
     </w:p>
     <w:p>
       <w:r>
-        <w:t>作品为自包含单文件网页应用（HTML/CSS/JS 一个文件约 9.6MB），静态托管发布公开链接，浏览器即点即用，零安装零部署。关键实现：①课件页以组件化方式原页入住，与源课件同源同渲染；②手势识别采用浏览器端 MediaPipe 手势模型，推理全部在本机完成，视频画面不上传不保存；③课堂点名语音报名为浏览器本地语音合成；④名单、计分、照片存于本机浏览器 IndexedDB，不采集任何个人信息；⑤AI 复核采用可解释的本地规则引擎，低置信账目自动进入教师终审队列，预留大模型接口（可配置 API），但课堂主流程不依赖外部服务，断网可用（离线兜底：双击源文件即可打开）。</w:t>
+        <w:t>作品为自包含单文件网页应用（HTML/CSS/JS 一个文件约 20.2MB，手势识别模型已内嵌），静态托管发布公开链接，浏览器即点即用，零安装零部署。关键实现：①课件页以组件化方式原页入住，与源课件同源同渲染；②手势识别采用浏览器端 MediaPipe 手势模型（识别模型内嵌页面内，无需外挂文件），推理全部在本机完成，视频画面不上传不保存；③课堂点名语音报名为浏览器本地语音合成；④名单、计分、照片存于本机浏览器 IndexedDB，不采集任何个人信息；⑤AI 复核采用可解释的本地规则引擎，低置信账目自动进入教师终审队列，预留大模型接口（可配置 API），但课堂主流程不依赖外部服务，断网可用（离线兜底：双击源文件即可打开）。</w:t>
       </w:r>
     </w:p>
     <w:p>
@@ -223,7 +223,7 @@
     </w:p>
     <w:p>
       <w:r>
-        <w:t>作品为自包含网页应用，无需安装部署：用 Edge/Chrome 等现代浏览器打开公开链接即可使用全部功能，推荐 1080p 投影。手势闯关需授权摄像头（画面仅本机处理，不上传不保存），需 HTTPS 或本机地址运行；名单与计分数据存于本机浏览器，不采集个人信息。演示现场离线兜底：随辅助材料附完整源文件与手势识别模型，双击即可在浏览器中打开运行。无需注册，无需用户名密码。（约 170 字）</w:t>
+        <w:t>作品为自包含网页应用，无需安装部署：用 Edge/Chrome 等现代浏览器打开公开链接即可使用全部功能，推荐 1080p 投影。手势闯关需授权摄像头（画面仅本机处理，不上传不保存），需 HTTPS 或本机地址运行；名单与计分数据存于本机浏览器，不采集个人信息。演示现场离线兜底：随辅助材料附完整源文件（识别模型已内嵌页面），双击即可在浏览器中打开运行。无需注册，无需用户名密码。（约 170 字）</w:t>
       </w:r>
     </w:p>
     <w:sectPr>
